--- a/初二练习册/学生版/秋08 第15讲密度的综合运算 练习册 教师版.docx
+++ b/初二练习册/学生版/秋08 第15讲密度的综合运算 练习册 教师版.docx
@@ -1053,16 +1053,7 @@
       <w:pPr>
         <w:pStyle w:val="1230"/>
         <w:ind w:left="588"/>
-        <w:rPr>
-          <w:rFonts w:hint="eastAsia"/>
-        </w:rPr>
       </w:pPr>
-      <w:r>
-        <w:t>【答案】</w:t>
-      </w:r>
-      <w:r>
-        <w:t>C</w:t>
-      </w:r>
     </w:p>
     <w:p>
       <w:pPr>
@@ -1070,6 +1061,9 @@
         <w:ind w:left="672" w:hanging="672"/>
       </w:pPr>
       <w:r>
+        <w:rPr>
+          <w:noProof/>
+        </w:rPr>
         <w:drawing>
           <wp:anchor distT="0" distB="0" distL="114300" distR="114300" simplePos="0" relativeHeight="251655168" behindDoc="0" locked="0" layoutInCell="1" allowOverlap="1" wp14:anchorId="1BC20DB0" wp14:editId="5D388392">
             <wp:simplePos x="0" y="0"/>
@@ -1443,12 +1437,6 @@
         <w:pStyle w:val="1230"/>
         <w:ind w:left="588"/>
       </w:pPr>
-      <w:r>
-        <w:t>【答案】</w:t>
-      </w:r>
-      <w:r>
-        <w:t>D</w:t>
-      </w:r>
     </w:p>
     <w:p>
       <w:pPr>
@@ -1780,29 +1768,17 @@
         <w:pStyle w:val="1230"/>
         <w:ind w:left="588"/>
       </w:pPr>
-      <w:r>
-        <w:t>【答案】</w:t>
-      </w:r>
-      <w:r>
-        <w:t>B</w:t>
-      </w:r>
     </w:p>
     <w:p>
       <w:pPr>
         <w:pStyle w:val="1230"/>
         <w:ind w:left="588"/>
-        <w:rPr>
-          <w:rFonts w:hint="eastAsia"/>
-        </w:rPr>
       </w:pPr>
     </w:p>
     <w:p>
       <w:pPr>
         <w:pStyle w:val="1230"/>
         <w:ind w:left="588"/>
-        <w:rPr>
-          <w:rFonts w:hint="eastAsia"/>
-        </w:rPr>
       </w:pPr>
     </w:p>
     <w:p>
@@ -1972,13 +1948,8 @@
           </mc:Fallback>
         </mc:AlternateContent>
       </w:r>
-      <w:proofErr w:type="gramStart"/>
-      <w:r>
-        <w:t>一</w:t>
-      </w:r>
-      <w:proofErr w:type="gramEnd"/>
-      <w:r>
-        <w:t>容器装满水后，容器和水总质量为</w:t>
+      <w:r>
+        <w:t>一容器装满水后，容器和水总质量为</w:t>
       </w:r>
       <w:r>
         <w:t>m</w:t>
@@ -1990,15 +1961,7 @@
         <w:t>1</w:t>
       </w:r>
       <w:r>
-        <w:t>；若在容器内放</w:t>
-      </w:r>
-      <w:proofErr w:type="gramStart"/>
-      <w:r>
-        <w:t>一</w:t>
-      </w:r>
-      <w:proofErr w:type="gramEnd"/>
-      <w:r>
-        <w:t>质量为</w:t>
+        <w:t>；若在容器内放一质量为</w:t>
       </w:r>
       <w:r>
         <w:t>m</w:t>
@@ -2022,15 +1985,7 @@
         <w:t>2</w:t>
       </w:r>
       <w:r>
-        <w:t>；若在容器内放</w:t>
-      </w:r>
-      <w:proofErr w:type="gramStart"/>
-      <w:r>
-        <w:t>一</w:t>
-      </w:r>
-      <w:proofErr w:type="gramEnd"/>
-      <w:r>
-        <w:t>质量为</w:t>
+        <w:t>；若在容器内放一质量为</w:t>
       </w:r>
       <w:r>
         <w:t>m</w:t>
@@ -2042,15 +1997,7 @@
         <w:t>A</w:t>
       </w:r>
       <w:r>
-        <w:t>和</w:t>
-      </w:r>
-      <w:proofErr w:type="gramStart"/>
-      <w:r>
-        <w:t>一</w:t>
-      </w:r>
-      <w:proofErr w:type="gramEnd"/>
-      <w:r>
-        <w:t>质量也为</w:t>
+        <w:t>和一质量也为</w:t>
       </w:r>
       <w:r>
         <w:t>m</w:t>
@@ -2315,12 +2262,6 @@
         <w:pStyle w:val="1230"/>
         <w:ind w:left="588"/>
       </w:pPr>
-      <w:r>
-        <w:t>【答案】</w:t>
-      </w:r>
-      <w:r>
-        <w:t>D</w:t>
-      </w:r>
     </w:p>
     <w:p>
       <w:pPr>
@@ -2533,6 +2474,9 @@
         <w:t>．</w:t>
       </w:r>
       <w:r>
+        <w:rPr>
+          <w:noProof/>
+        </w:rPr>
         <w:drawing>
           <wp:inline distT="0" distB="0" distL="0" distR="0" wp14:anchorId="2C6F63C2" wp14:editId="416726E1">
             <wp:extent cx="676275" cy="390525"/>
@@ -2590,6 +2534,9 @@
         <w:t>．</w:t>
       </w:r>
       <w:r>
+        <w:rPr>
+          <w:noProof/>
+        </w:rPr>
         <w:drawing>
           <wp:inline distT="0" distB="0" distL="0" distR="0" wp14:anchorId="4852E44A" wp14:editId="3034092F">
             <wp:extent cx="619125" cy="390525"/>
@@ -2647,6 +2594,9 @@
         <w:t>．</w:t>
       </w:r>
       <w:r>
+        <w:rPr>
+          <w:noProof/>
+        </w:rPr>
         <w:drawing>
           <wp:inline distT="0" distB="0" distL="0" distR="0" wp14:anchorId="2F0CCA6B" wp14:editId="24366817">
             <wp:extent cx="676275" cy="590550"/>
@@ -2704,6 +2654,9 @@
         <w:t>．</w:t>
       </w:r>
       <w:r>
+        <w:rPr>
+          <w:noProof/>
+        </w:rPr>
         <w:drawing>
           <wp:inline distT="0" distB="0" distL="0" distR="0" wp14:anchorId="18BE350E" wp14:editId="447123FB">
             <wp:extent cx="676275" cy="590550"/>
@@ -2759,12 +2712,6 @@
         <w:pStyle w:val="1230"/>
         <w:ind w:left="588"/>
       </w:pPr>
-      <w:r>
-        <w:t>【答案】</w:t>
-      </w:r>
-      <w:r>
-        <w:t>D</w:t>
-      </w:r>
     </w:p>
     <w:p>
       <w:pPr>
@@ -3091,15 +3038,7 @@
         <w:t>D</w:t>
       </w:r>
       <w:r>
-        <w:t>．三个</w:t>
-      </w:r>
-      <w:proofErr w:type="gramStart"/>
-      <w:r>
-        <w:t>球一定</w:t>
-      </w:r>
-      <w:proofErr w:type="gramEnd"/>
-      <w:r>
-        <w:t>都是空心的</w:t>
+        <w:t>．三个球一定都是空心的</w:t>
       </w:r>
     </w:p>
     <w:p>
@@ -3107,20 +3046,11 @@
         <w:pStyle w:val="1230"/>
         <w:ind w:left="588"/>
       </w:pPr>
-      <w:r>
-        <w:t>【答案】</w:t>
-      </w:r>
-      <w:r>
-        <w:t>A</w:t>
-      </w:r>
     </w:p>
     <w:p>
       <w:pPr>
         <w:pStyle w:val="af0"/>
         <w:ind w:left="672" w:hanging="672"/>
-        <w:rPr>
-          <w:rFonts w:hint="eastAsia"/>
-        </w:rPr>
       </w:pPr>
       <w:r>
         <w:rPr>
@@ -3748,9 +3678,6 @@
     <w:p>
       <w:pPr>
         <w:pStyle w:val="123"/>
-        <w:rPr>
-          <w:rFonts w:hint="eastAsia"/>
-        </w:rPr>
       </w:pPr>
       <w:r>
         <w:rPr>
@@ -3789,9 +3716,6 @@
     <w:p>
       <w:pPr>
         <w:pStyle w:val="123"/>
-        <w:rPr>
-          <w:rFonts w:hint="eastAsia"/>
-        </w:rPr>
       </w:pPr>
       <w:r>
         <w:rPr>
@@ -3838,27 +3762,18 @@
         <w:pStyle w:val="1230"/>
         <w:ind w:left="588"/>
       </w:pPr>
-      <w:r>
-        <w:t>【答案】</w:t>
-      </w:r>
-      <w:r>
-        <w:rPr>
-          <w:rFonts w:ascii="Cambria Math" w:hAnsi="Cambria Math" w:cs="Cambria Math"/>
-        </w:rPr>
-        <w:t>①</w:t>
-      </w:r>
-      <w:r>
-        <w:t>温度越低，水的密度越小；</w:t>
-      </w:r>
-      <w:r>
-        <w:rPr>
-          <w:rFonts w:ascii="Cambria Math" w:hAnsi="Cambria Math" w:cs="Cambria Math"/>
-        </w:rPr>
-        <w:t>②</w:t>
-      </w:r>
-      <w:r>
-        <w:t>冬天温度降低，水会结成冰，体积增大；加上金属（水管）热胀冷缩，体积变小，管内的冰（水）膨胀时，遇到障碍，产生很大的力，撑爆水管。</w:t>
-      </w:r>
+    </w:p>
+    <w:p>
+      <w:pPr>
+        <w:pStyle w:val="af0"/>
+        <w:ind w:left="672" w:hanging="672"/>
+      </w:pPr>
+    </w:p>
+    <w:p>
+      <w:pPr>
+        <w:pStyle w:val="af0"/>
+        <w:ind w:left="672" w:hanging="672"/>
+      </w:pPr>
     </w:p>
     <w:p>
       <w:pPr>
@@ -4037,15 +3952,7 @@
         </mc:AlternateContent>
       </w:r>
       <w:r>
-        <w:t>小静有一个物体，由表中的一种金属制成。她</w:t>
-      </w:r>
-      <w:proofErr w:type="gramStart"/>
-      <w:r>
-        <w:t>想判断</w:t>
-      </w:r>
-      <w:proofErr w:type="gramEnd"/>
-      <w:r>
-        <w:t>该物体是否空心，进行以下实验：先测出该物体的体积</w:t>
+        <w:t>小静有一个物体，由表中的一种金属制成。她想判断该物体是否空心，进行以下实验：先测出该物体的体积</w:t>
       </w:r>
       <w:r>
         <w:t>V</w:t>
@@ -4071,6 +3978,9 @@
         <w:pStyle w:val="123"/>
       </w:pPr>
       <w:r>
+        <w:rPr>
+          <w:noProof/>
+        </w:rPr>
         <w:drawing>
           <wp:anchor distT="0" distB="0" distL="114300" distR="114300" simplePos="0" relativeHeight="251657216" behindDoc="0" locked="0" layoutInCell="1" allowOverlap="1" wp14:anchorId="540606D1" wp14:editId="0D8C506B">
             <wp:simplePos x="0" y="0"/>
@@ -4553,45 +4463,6 @@
         <w:pStyle w:val="1230"/>
         <w:ind w:left="588"/>
       </w:pPr>
-      <w:r>
-        <w:t>【答案】（</w:t>
-      </w:r>
-      <w:r>
-        <w:t>1</w:t>
-      </w:r>
-      <w:r>
-        <w:t>）</w:t>
-      </w:r>
-      <w:r>
-        <w:t>54</w:t>
-      </w:r>
-      <w:r>
-        <w:t>；</w:t>
-      </w:r>
-      <w:r>
-        <w:t>2.7×10</w:t>
-      </w:r>
-      <w:r>
-        <w:rPr>
-          <w:vertAlign w:val="superscript"/>
-        </w:rPr>
-        <w:t>3</w:t>
-      </w:r>
-      <w:r>
-        <w:t>；（</w:t>
-      </w:r>
-      <w:r>
-        <w:t>2</w:t>
-      </w:r>
-      <w:r>
-        <w:t>）</w:t>
-      </w:r>
-      <w:r>
-        <w:t>AC</w:t>
-      </w:r>
-      <w:r>
-        <w:t>。</w:t>
-      </w:r>
     </w:p>
     <w:p>
       <w:pPr>
@@ -4833,184 +4704,7 @@
       <w:pPr>
         <w:pStyle w:val="1230"/>
         <w:ind w:left="588"/>
-        <w:rPr>
-          <w:color w:val="000000" w:themeColor="text1"/>
-        </w:rPr>
       </w:pPr>
-      <w:r>
-        <w:t>【答案】</w:t>
-      </w:r>
-      <w:r>
-        <w:t>则由</w:t>
-      </w:r>
-      <w:r>
-        <w:t>ρ=</w:t>
-      </w:r>
-      <w:r>
-        <w:t>可得，</w:t>
-      </w:r>
-      <w:r>
-        <w:br/>
-        <w:t>ρ</w:t>
-      </w:r>
-      <w:r>
-        <w:rPr>
-          <w:vertAlign w:val="subscript"/>
-        </w:rPr>
-        <w:t>1</w:t>
-      </w:r>
-      <w:r>
-        <w:t>V+ρ</w:t>
-      </w:r>
-      <w:r>
-        <w:rPr>
-          <w:vertAlign w:val="subscript"/>
-        </w:rPr>
-        <w:t>2</w:t>
-      </w:r>
-      <w:r>
-        <w:t>V=2ρV</w:t>
-      </w:r>
-      <w:r>
-        <w:t>，</w:t>
-      </w:r>
-      <w:r>
-        <w:br/>
-        <w:t>ρ=</w:t>
-      </w:r>
-      <w:r>
-        <w:t>（</w:t>
-      </w:r>
-      <w:r>
-        <w:t>ρ</w:t>
-      </w:r>
-      <w:r>
-        <w:rPr>
-          <w:vertAlign w:val="subscript"/>
-        </w:rPr>
-        <w:t>1</w:t>
-      </w:r>
-      <w:r>
-        <w:t>+ρ</w:t>
-      </w:r>
-      <w:r>
-        <w:rPr>
-          <w:vertAlign w:val="subscript"/>
-        </w:rPr>
-        <w:t>2</w:t>
-      </w:r>
-      <w:r>
-        <w:t>）</w:t>
-      </w:r>
-      <w:r>
-        <w:t>=×</w:t>
-      </w:r>
-      <w:r>
-        <w:t>（</w:t>
-      </w:r>
-      <w:r>
-        <w:t>1.7×10</w:t>
-      </w:r>
-      <w:r>
-        <w:rPr>
-          <w:vertAlign w:val="superscript"/>
-        </w:rPr>
-        <w:t>3</w:t>
-      </w:r>
-      <w:r>
-        <w:t>kg/m</w:t>
-      </w:r>
-      <w:r>
-        <w:rPr>
-          <w:vertAlign w:val="superscript"/>
-        </w:rPr>
-        <w:t>3</w:t>
-      </w:r>
-      <w:r>
-        <w:t>+1.3×10</w:t>
-      </w:r>
-      <w:r>
-        <w:rPr>
-          <w:vertAlign w:val="superscript"/>
-        </w:rPr>
-        <w:t>3</w:t>
-      </w:r>
-      <w:r>
-        <w:t>kg/m</w:t>
-      </w:r>
-      <w:r>
-        <w:rPr>
-          <w:vertAlign w:val="superscript"/>
-        </w:rPr>
-        <w:t>3</w:t>
-      </w:r>
-      <w:r>
-        <w:t>）</w:t>
-      </w:r>
-      <w:r>
-        <w:br/>
-        <w:t>=×3.0×10</w:t>
-      </w:r>
-      <w:r>
-        <w:rPr>
-          <w:vertAlign w:val="superscript"/>
-        </w:rPr>
-        <w:t>3</w:t>
-      </w:r>
-      <w:r>
-        <w:t>kg/m</w:t>
-      </w:r>
-      <w:r>
-        <w:rPr>
-          <w:vertAlign w:val="superscript"/>
-        </w:rPr>
-        <w:t>3</w:t>
-      </w:r>
-      <w:r>
-        <w:t>=1.5×10</w:t>
-      </w:r>
-      <w:r>
-        <w:rPr>
-          <w:vertAlign w:val="superscript"/>
-        </w:rPr>
-        <w:t>3</w:t>
-      </w:r>
-      <w:r>
-        <w:t>kg/m</w:t>
-      </w:r>
-      <w:r>
-        <w:rPr>
-          <w:vertAlign w:val="superscript"/>
-        </w:rPr>
-        <w:t>3</w:t>
-      </w:r>
-      <w:r>
-        <w:t>。</w:t>
-      </w:r>
-      <w:r>
-        <w:br/>
-      </w:r>
-      <w:r>
-        <w:t>答：混合液的密度是</w:t>
-      </w:r>
-      <w:r>
-        <w:t>1.5×10</w:t>
-      </w:r>
-      <w:r>
-        <w:rPr>
-          <w:vertAlign w:val="superscript"/>
-        </w:rPr>
-        <w:t>3</w:t>
-      </w:r>
-      <w:r>
-        <w:t>kg/m</w:t>
-      </w:r>
-      <w:r>
-        <w:rPr>
-          <w:vertAlign w:val="superscript"/>
-        </w:rPr>
-        <w:t>3</w:t>
-      </w:r>
     </w:p>
     <w:p>
       <w:pPr>
@@ -5018,6 +4712,9 @@
         <w:ind w:left="672" w:hanging="672"/>
       </w:pPr>
       <w:r>
+        <w:rPr>
+          <w:noProof/>
+        </w:rPr>
         <mc:AlternateContent>
           <mc:Choice Requires="wps">
             <w:drawing>
@@ -5176,15 +4873,7 @@
         </mc:AlternateContent>
       </w:r>
       <w:r>
-        <w:t>某款沐浴液如图所示，已知</w:t>
-      </w:r>
-      <w:proofErr w:type="gramStart"/>
-      <w:r>
-        <w:t>沐浴液净含量</w:t>
-      </w:r>
-      <w:proofErr w:type="gramEnd"/>
-      <w:r>
-        <w:t>为</w:t>
+        <w:t>某款沐浴液如图所示，已知沐浴液净含量为</w:t>
       </w:r>
       <w:r>
         <w:t>1L</w:t>
@@ -5238,6 +4927,9 @@
         <w:pStyle w:val="123"/>
       </w:pPr>
       <w:r>
+        <w:rPr>
+          <w:noProof/>
+        </w:rPr>
         <w:drawing>
           <wp:anchor distT="0" distB="0" distL="114300" distR="114300" simplePos="0" relativeHeight="251663360" behindDoc="0" locked="0" layoutInCell="1" allowOverlap="1" wp14:anchorId="06406AA1" wp14:editId="60953EE2">
             <wp:simplePos x="0" y="0"/>
@@ -5308,15 +5000,7 @@
         <w:t>3</w:t>
       </w:r>
       <w:r>
-        <w:t>）根据航空要求，登机随身携带液态物品单</w:t>
-      </w:r>
-      <w:proofErr w:type="gramStart"/>
-      <w:r>
-        <w:t>瓶不得</w:t>
-      </w:r>
-      <w:proofErr w:type="gramEnd"/>
-      <w:r>
-        <w:t>超过</w:t>
+        <w:t>）根据航空要求，登机随身携带液态物品单瓶不得超过</w:t>
       </w:r>
       <w:r>
         <w:t>100mL</w:t>
@@ -5328,15 +5012,7 @@
         <w:t>100g</w:t>
       </w:r>
       <w:r>
-        <w:t>，请通过计算判断，该旅行</w:t>
-      </w:r>
-      <w:proofErr w:type="gramStart"/>
-      <w:r>
-        <w:t>装能否</w:t>
-      </w:r>
-      <w:proofErr w:type="gramEnd"/>
-      <w:r>
-        <w:t>随身携带登机。</w:t>
+        <w:t>，请通过计算判断，该旅行装能否随身携带登机。</w:t>
       </w:r>
     </w:p>
     <w:p>
@@ -5350,62 +5026,6 @@
         <w:pStyle w:val="1230"/>
         <w:ind w:left="588"/>
       </w:pPr>
-      <w:r>
-        <w:t>【答案】</w:t>
-      </w:r>
-      <w:r>
-        <w:t>（</w:t>
-      </w:r>
-      <w:r>
-        <w:t>1</w:t>
-      </w:r>
-      <w:r>
-        <w:t>）沐浴液的密度为</w:t>
-      </w:r>
-      <w:r>
-        <w:t>1.25g/cm3</w:t>
-      </w:r>
-      <w:r>
-        <w:t>；</w:t>
-      </w:r>
-      <w:r>
-        <w:br/>
-      </w:r>
-      <w:r>
-        <w:t>（</w:t>
-      </w:r>
-      <w:r>
-        <w:t>2</w:t>
-      </w:r>
-      <w:r>
-        <w:t>）按压一次被挤出的沐浴液质量</w:t>
-      </w:r>
-      <w:r>
-        <w:t>6.25g</w:t>
-      </w:r>
-      <w:r>
-        <w:t>；</w:t>
-      </w:r>
-      <w:r>
-        <w:br/>
-      </w:r>
-      <w:r>
-        <w:t>（</w:t>
-      </w:r>
-      <w:r>
-        <w:t>3</w:t>
-      </w:r>
-      <w:r>
-        <w:t>）该款沐浴液</w:t>
-      </w:r>
-      <w:proofErr w:type="gramStart"/>
-      <w:r>
-        <w:t>旅行装能随身</w:t>
-      </w:r>
-      <w:proofErr w:type="gramEnd"/>
-      <w:r>
-        <w:t>携带登机</w:t>
-      </w:r>
     </w:p>
     <w:p>
       <w:pPr>
@@ -5417,9 +5037,6 @@
       <w:pPr>
         <w:pStyle w:val="af0"/>
         <w:ind w:left="319" w:hangingChars="152" w:hanging="319"/>
-        <w:rPr>
-          <w:rFonts w:hint="eastAsia"/>
-        </w:rPr>
       </w:pPr>
     </w:p>
     <w:p>
@@ -5431,7 +5048,6 @@
         <w:rPr>
           <w:noProof/>
         </w:rPr>
-        <w:lastRenderedPageBreak/>
         <mc:AlternateContent>
           <mc:Choice Requires="wps">
             <w:drawing>
@@ -5694,6 +5310,9 @@
     <w:p>
       <w:pPr>
         <w:pStyle w:val="123"/>
+        <w:rPr>
+          <w:rFonts w:hint="eastAsia"/>
+        </w:rPr>
       </w:pPr>
       <w:r>
         <w:t>（</w:t>
@@ -5703,72 +5322,6 @@
       </w:r>
       <w:r>
         <w:t>）该碳纤维零件，若改用钢来制作，质量为多少？</w:t>
-      </w:r>
-    </w:p>
-    <w:p>
-      <w:pPr>
-        <w:pStyle w:val="1230"/>
-        <w:ind w:left="588"/>
-      </w:pPr>
-      <w:r>
-        <w:t>【答案】（</w:t>
-      </w:r>
-      <w:r>
-        <w:t>1</w:t>
-      </w:r>
-      <w:r>
-        <w:t>）该碳纤维零件的体积为</w:t>
-      </w:r>
-      <w:r>
-        <w:t>2×10</w:t>
-      </w:r>
-      <w:r>
-        <w:rPr>
-          <w:vertAlign w:val="superscript"/>
-        </w:rPr>
-        <w:t>﹣</w:t>
-      </w:r>
-      <w:r>
-        <w:rPr>
-          <w:vertAlign w:val="superscript"/>
-        </w:rPr>
-        <w:t>3</w:t>
-      </w:r>
-      <w:r>
-        <w:t>m</w:t>
-      </w:r>
-      <w:r>
-        <w:rPr>
-          <w:vertAlign w:val="superscript"/>
-        </w:rPr>
-        <w:t>3</w:t>
-      </w:r>
-      <w:r>
-        <w:t>；</w:t>
-      </w:r>
-    </w:p>
-    <w:p>
-      <w:pPr>
-        <w:pStyle w:val="1230"/>
-        <w:ind w:left="588"/>
-        <w:rPr>
-          <w:rFonts w:hint="eastAsia"/>
-        </w:rPr>
-      </w:pPr>
-      <w:r>
-        <w:t>（</w:t>
-      </w:r>
-      <w:r>
-        <w:t>2</w:t>
-      </w:r>
-      <w:r>
-        <w:t>）该碳纤维零件，若改用钢来制作，质量为</w:t>
-      </w:r>
-      <w:r>
-        <w:t>15.6kg</w:t>
-      </w:r>
-      <w:r>
-        <w:t>。</w:t>
       </w:r>
     </w:p>
     <w:p>
@@ -5782,6 +5335,7 @@
           <w:rFonts w:eastAsiaTheme="majorEastAsia"/>
           <w:noProof/>
         </w:rPr>
+        <w:lastRenderedPageBreak/>
         <mc:AlternateContent>
           <mc:Choice Requires="wpg">
             <w:drawing>
@@ -5937,7 +5491,7 @@
     <w:p>
       <w:pPr>
         <w:pStyle w:val="af0"/>
-        <w:ind w:left="672" w:hanging="672"/>
+        <w:ind w:left="319" w:hangingChars="152" w:hanging="319"/>
         <w:rPr>
           <w:rFonts w:hint="eastAsia"/>
         </w:rPr>
@@ -6116,15 +5670,7 @@
         <w:t>——</w:t>
       </w:r>
       <w:r>
-        <w:t>俄罗斯套娃，它是</w:t>
-      </w:r>
-      <w:proofErr w:type="gramStart"/>
-      <w:r>
-        <w:t>由一样</w:t>
-      </w:r>
-      <w:proofErr w:type="gramEnd"/>
-      <w:r>
-        <w:t>图案的七个木娃娃一个套一个组成的，只有最小的一个是实心的，其他的全是空心的，如图所示。小鸣测出最大的套娃的质量为</w:t>
+        <w:t>俄罗斯套娃，它是由一样图案的七个木娃娃一个套一个组成的，只有最小的一个是实心的，其他的全是空心的，如图所示。小鸣测出最大的套娃的质量为</w:t>
       </w:r>
       <w:r>
         <w:t>30g</w:t>
@@ -6188,15 +5734,7 @@
         <w:t>2</w:t>
       </w:r>
       <w:r>
-        <w:t>）制作一个实心的最大套</w:t>
-      </w:r>
-      <w:proofErr w:type="gramStart"/>
-      <w:r>
-        <w:t>娃需要</w:t>
-      </w:r>
-      <w:proofErr w:type="gramEnd"/>
-      <w:r>
-        <w:t>多少同样的木材；</w:t>
+        <w:t>）制作一个实心的最大套娃需要多少同样的木材；</w:t>
       </w:r>
     </w:p>
     <w:p>
@@ -6218,6 +5756,9 @@
         <w:pStyle w:val="123"/>
       </w:pPr>
       <w:r>
+        <w:rPr>
+          <w:noProof/>
+        </w:rPr>
         <w:drawing>
           <wp:inline distT="0" distB="0" distL="0" distR="0" wp14:anchorId="79BFCD29" wp14:editId="7E9CAA9E">
             <wp:extent cx="1162050" cy="1152525"/>
@@ -6276,103 +5817,23 @@
         <w:pStyle w:val="1230"/>
         <w:ind w:left="588"/>
       </w:pPr>
-      <w:r>
-        <w:t>【答案】（</w:t>
-      </w:r>
-      <w:r>
-        <w:t>1</w:t>
-      </w:r>
-      <w:r>
-        <w:t>）制作套娃的木材的密度是</w:t>
-      </w:r>
-      <w:r>
-        <w:t>0.8g/cm</w:t>
-      </w:r>
-      <w:r>
-        <w:rPr>
-          <w:vertAlign w:val="superscript"/>
-        </w:rPr>
-        <w:t>3</w:t>
-      </w:r>
-      <w:r>
-        <w:t>；</w:t>
-      </w:r>
+    </w:p>
+    <w:p>
+      <w:pPr>
+        <w:pStyle w:val="af0"/>
+        <w:ind w:left="672" w:hanging="672"/>
+      </w:pPr>
     </w:p>
     <w:p>
       <w:pPr>
         <w:pStyle w:val="1230"/>
         <w:ind w:left="588"/>
       </w:pPr>
-      <w:r>
-        <w:t>（</w:t>
-      </w:r>
-      <w:r>
-        <w:t>2</w:t>
-      </w:r>
-      <w:r>
-        <w:t>）制作一个实心的最大套</w:t>
-      </w:r>
-      <w:proofErr w:type="gramStart"/>
-      <w:r>
-        <w:t>娃需要</w:t>
-      </w:r>
-      <w:proofErr w:type="gramEnd"/>
-      <w:r>
-        <w:t>360g</w:t>
-      </w:r>
-      <w:r>
-        <w:t>同样的木材；</w:t>
-      </w:r>
     </w:p>
     <w:p>
       <w:pPr>
         <w:pStyle w:val="1230"/>
         <w:ind w:left="588"/>
-      </w:pPr>
-      <w:r>
-        <w:t>（</w:t>
-      </w:r>
-      <w:r>
-        <w:t>3</w:t>
-      </w:r>
-      <w:r>
-        <w:t>）最大套娃的内部空心体积是</w:t>
-      </w:r>
-      <w:r>
-        <w:t>412.5cm</w:t>
-      </w:r>
-      <w:r>
-        <w:rPr>
-          <w:vertAlign w:val="superscript"/>
-        </w:rPr>
-        <w:t>3</w:t>
-      </w:r>
-      <w:r>
-        <w:t>。</w:t>
-      </w:r>
-    </w:p>
-    <w:p>
-      <w:pPr>
-        <w:pStyle w:val="af0"/>
-        <w:ind w:left="672" w:hanging="672"/>
-        <w:rPr>
-          <w:rFonts w:hint="eastAsia"/>
-        </w:rPr>
-      </w:pPr>
-    </w:p>
-    <w:p>
-      <w:pPr>
-        <w:pStyle w:val="1230"/>
-        <w:ind w:left="588"/>
-      </w:pPr>
-    </w:p>
-    <w:p>
-      <w:pPr>
-        <w:pStyle w:val="1230"/>
-        <w:ind w:left="588"/>
-        <w:rPr>
-          <w:rFonts w:hint="eastAsia"/>
-        </w:rPr>
       </w:pPr>
     </w:p>
     <w:p>
@@ -7091,6 +6552,7 @@
   <w:style w:type="character" w:default="1" w:styleId="a0">
     <w:name w:val="Default Paragraph Font"/>
     <w:uiPriority w:val="1"/>
+    <w:semiHidden/>
     <w:unhideWhenUsed/>
   </w:style>
   <w:style w:type="table" w:default="1" w:styleId="a1">
@@ -8087,6 +7549,10 @@
 </file>
 
 <file path=customXml/item1.xml><?xml version="1.0" encoding="utf-8"?>
+<b:Sources xmlns:b="http://schemas.openxmlformats.org/officeDocument/2006/bibliography" xmlns="http://schemas.openxmlformats.org/officeDocument/2006/bibliography" SelectedStyle="\APA.XSL" StyleName="APA"/>
+</file>
+
+<file path=customXml/item2.xml><?xml version="1.0" encoding="utf-8"?>
 <s:customData xmlns="http://www.wps.cn/officeDocument/2013/wpsCustomData" xmlns:s="http://www.wps.cn/officeDocument/2013/wpsCustomData">
   <customSectProps/>
   <customShpExts>
@@ -8095,22 +7561,18 @@
 </s:customData>
 </file>
 
-<file path=customXml/item2.xml><?xml version="1.0" encoding="utf-8"?>
-<b:Sources xmlns:b="http://schemas.openxmlformats.org/officeDocument/2006/bibliography" xmlns="http://schemas.openxmlformats.org/officeDocument/2006/bibliography" SelectedStyle="\APA.XSL" StyleName="APA"/>
+<file path=customXml/itemProps1.xml><?xml version="1.0" encoding="utf-8"?>
+<ds:datastoreItem xmlns:ds="http://schemas.openxmlformats.org/officeDocument/2006/customXml" ds:itemID="{0E798019-D9DA-4148-8768-905599865BAA}">
+  <ds:schemaRefs>
+    <ds:schemaRef ds:uri="http://schemas.openxmlformats.org/officeDocument/2006/bibliography"/>
+  </ds:schemaRefs>
+</ds:datastoreItem>
 </file>
 
-<file path=customXml/itemProps1.xml><?xml version="1.0" encoding="utf-8"?>
+<file path=customXml/itemProps2.xml><?xml version="1.0" encoding="utf-8"?>
 <ds:datastoreItem xmlns:ds="http://schemas.openxmlformats.org/officeDocument/2006/customXml" ds:itemID="{B1977F7D-205B-4081-913C-38D41E755F92}">
   <ds:schemaRefs>
     <ds:schemaRef ds:uri="http://www.wps.cn/officeDocument/2013/wpsCustomData"/>
   </ds:schemaRefs>
 </ds:datastoreItem>
-</file>
-
-<file path=customXml/itemProps2.xml><?xml version="1.0" encoding="utf-8"?>
-<ds:datastoreItem xmlns:ds="http://schemas.openxmlformats.org/officeDocument/2006/customXml" ds:itemID="{0E798019-D9DA-4148-8768-905599865BAA}">
-  <ds:schemaRefs>
-    <ds:schemaRef ds:uri="http://schemas.openxmlformats.org/officeDocument/2006/bibliography"/>
-  </ds:schemaRefs>
-</ds:datastoreItem>
 </file>